--- a/13.docx
+++ b/13.docx
@@ -119,11 +119,11 @@
         </w:tblBorders>
       </w:tblPr>
       <w:tblGrid>
-        <w:gridCol w:w="615"/>
-        <w:gridCol w:w="1435"/>
-        <w:gridCol w:w="2051"/>
-        <w:gridCol w:w="4101"/>
-        <w:gridCol w:w="1435"/>
+        <w:gridCol w:w="507"/>
+        <w:gridCol w:w="1217"/>
+        <w:gridCol w:w="1826"/>
+        <w:gridCol w:w="5174"/>
+        <w:gridCol w:w="913"/>
       </w:tblGrid>
       <w:tr>
         <w:trPr>
@@ -131,7 +131,7 @@
         </w:trPr>
         <w:tc>
           <w:tcPr>
-            <w:tcW w:type="dxa" w:w="615"/>
+            <w:tcW w:type="dxa" w:w="507"/>
             <w:shd w:fill="2F5496" w:val="clear"/>
             <w:tcMar>
               <w:top w:type="dxa" w:w="80"/>
@@ -160,7 +160,7 @@
         </w:tc>
         <w:tc>
           <w:tcPr>
-            <w:tcW w:type="dxa" w:w="1435"/>
+            <w:tcW w:type="dxa" w:w="1217"/>
             <w:shd w:fill="2F5496" w:val="clear"/>
             <w:tcMar>
               <w:top w:type="dxa" w:w="80"/>
@@ -189,7 +189,7 @@
         </w:tc>
         <w:tc>
           <w:tcPr>
-            <w:tcW w:type="dxa" w:w="2051"/>
+            <w:tcW w:type="dxa" w:w="1826"/>
             <w:shd w:fill="2F5496" w:val="clear"/>
             <w:tcMar>
               <w:top w:type="dxa" w:w="80"/>
@@ -218,7 +218,7 @@
         </w:tc>
         <w:tc>
           <w:tcPr>
-            <w:tcW w:type="dxa" w:w="4101"/>
+            <w:tcW w:type="dxa" w:w="5174"/>
             <w:shd w:fill="2F5496" w:val="clear"/>
             <w:tcMar>
               <w:top w:type="dxa" w:w="80"/>
@@ -247,7 +247,7 @@
         </w:tc>
         <w:tc>
           <w:tcPr>
-            <w:tcW w:type="dxa" w:w="1435"/>
+            <w:tcW w:type="dxa" w:w="913"/>
             <w:shd w:fill="2F5496" w:val="clear"/>
             <w:tcMar>
               <w:top w:type="dxa" w:w="80"/>
@@ -278,7 +278,7 @@
       <w:tr>
         <w:tc>
           <w:tcPr>
-            <w:tcW w:type="dxa" w:w="615"/>
+            <w:tcW w:type="dxa" w:w="507"/>
             <w:tcMar>
               <w:top w:type="dxa" w:w="80"/>
               <w:left w:type="dxa" w:w="100"/>
@@ -305,109 +305,109 @@
         </w:tc>
         <w:tc>
           <w:tcPr>
-            <w:tcW w:type="dxa" w:w="1435"/>
-            <w:tcMar>
-              <w:top w:type="dxa" w:w="80"/>
-              <w:left w:type="dxa" w:w="100"/>
-              <w:bottom w:type="dxa" w:w="80"/>
-              <w:right w:type="dxa" w:w="100"/>
-            </w:tcMar>
-          </w:tcPr>
-          <w:p>
-            <w:pPr>
-              <w:jc w:val="left"/>
-            </w:pPr>
-            <w:r>
-              <w:rPr>
-                <w:b w:val="false"/>
-                <w:bCs w:val="false"/>
-                <w:i w:val="false"/>
-                <w:iCs w:val="false"/>
-                <w:sz w:val="20"/>
-                <w:szCs w:val="20"/>
-              </w:rPr>
-              <w:t xml:space="preserve">&lt;BITS_ID_1&gt;</w:t>
-            </w:r>
-          </w:p>
-        </w:tc>
-        <w:tc>
-          <w:tcPr>
-            <w:tcW w:type="dxa" w:w="2051"/>
-            <w:tcMar>
-              <w:top w:type="dxa" w:w="80"/>
-              <w:left w:type="dxa" w:w="100"/>
-              <w:bottom w:type="dxa" w:w="80"/>
-              <w:right w:type="dxa" w:w="100"/>
-            </w:tcMar>
-          </w:tcPr>
-          <w:p>
-            <w:pPr>
-              <w:jc w:val="left"/>
-            </w:pPr>
-            <w:r>
-              <w:rPr>
-                <w:b w:val="false"/>
-                <w:bCs w:val="false"/>
-                <w:i w:val="false"/>
-                <w:iCs w:val="false"/>
-                <w:sz w:val="20"/>
-                <w:szCs w:val="20"/>
-              </w:rPr>
-              <w:t xml:space="preserve">&lt;NAME_1&gt; (Lead)</w:t>
-            </w:r>
-          </w:p>
-        </w:tc>
-        <w:tc>
-          <w:tcPr>
-            <w:tcW w:type="dxa" w:w="4101"/>
-            <w:tcMar>
-              <w:top w:type="dxa" w:w="80"/>
-              <w:left w:type="dxa" w:w="100"/>
-              <w:bottom w:type="dxa" w:w="80"/>
-              <w:right w:type="dxa" w:w="100"/>
-            </w:tcMar>
-          </w:tcPr>
-          <w:p>
-            <w:pPr>
-              <w:jc w:val="left"/>
-            </w:pPr>
-            <w:r>
-              <w:rPr>
-                <w:b w:val="false"/>
-                <w:bCs w:val="false"/>
-                <w:i w:val="false"/>
-                <w:iCs w:val="false"/>
-                <w:sz w:val="20"/>
-                <w:szCs w:val="20"/>
-              </w:rPr>
-              <w:t xml:space="preserve">&lt;TBD&gt;</w:t>
-            </w:r>
-          </w:p>
-        </w:tc>
-        <w:tc>
-          <w:tcPr>
-            <w:tcW w:type="dxa" w:w="1435"/>
-            <w:tcMar>
-              <w:top w:type="dxa" w:w="80"/>
-              <w:left w:type="dxa" w:w="100"/>
-              <w:bottom w:type="dxa" w:w="80"/>
-              <w:right w:type="dxa" w:w="100"/>
-            </w:tcMar>
-          </w:tcPr>
-          <w:p>
-            <w:pPr>
-              <w:jc w:val="left"/>
-            </w:pPr>
-            <w:r>
-              <w:rPr>
-                <w:b w:val="false"/>
-                <w:bCs w:val="false"/>
-                <w:i w:val="false"/>
-                <w:iCs w:val="false"/>
-                <w:sz w:val="20"/>
-                <w:szCs w:val="20"/>
-              </w:rPr>
-              <w:t xml:space="preserve">&lt;TBD&gt;</w:t>
+            <w:tcW w:type="dxa" w:w="1217"/>
+            <w:tcMar>
+              <w:top w:type="dxa" w:w="80"/>
+              <w:left w:type="dxa" w:w="100"/>
+              <w:bottom w:type="dxa" w:w="80"/>
+              <w:right w:type="dxa" w:w="100"/>
+            </w:tcMar>
+          </w:tcPr>
+          <w:p>
+            <w:pPr>
+              <w:jc w:val="left"/>
+            </w:pPr>
+            <w:r>
+              <w:rPr>
+                <w:b w:val="false"/>
+                <w:bCs w:val="false"/>
+                <w:i w:val="false"/>
+                <w:iCs w:val="false"/>
+                <w:sz w:val="20"/>
+                <w:szCs w:val="20"/>
+              </w:rPr>
+              <w:t xml:space="preserve">2025ae05576</w:t>
+            </w:r>
+          </w:p>
+        </w:tc>
+        <w:tc>
+          <w:tcPr>
+            <w:tcW w:type="dxa" w:w="1826"/>
+            <w:tcMar>
+              <w:top w:type="dxa" w:w="80"/>
+              <w:left w:type="dxa" w:w="100"/>
+              <w:bottom w:type="dxa" w:w="80"/>
+              <w:right w:type="dxa" w:w="100"/>
+            </w:tcMar>
+          </w:tcPr>
+          <w:p>
+            <w:pPr>
+              <w:jc w:val="left"/>
+            </w:pPr>
+            <w:r>
+              <w:rPr>
+                <w:b w:val="false"/>
+                <w:bCs w:val="false"/>
+                <w:i w:val="false"/>
+                <w:iCs w:val="false"/>
+                <w:sz w:val="20"/>
+                <w:szCs w:val="20"/>
+              </w:rPr>
+              <w:t xml:space="preserve">Anirudh Anand</w:t>
+            </w:r>
+          </w:p>
+        </w:tc>
+        <w:tc>
+          <w:tcPr>
+            <w:tcW w:type="dxa" w:w="5174"/>
+            <w:tcMar>
+              <w:top w:type="dxa" w:w="80"/>
+              <w:left w:type="dxa" w:w="100"/>
+              <w:bottom w:type="dxa" w:w="80"/>
+              <w:right w:type="dxa" w:w="100"/>
+            </w:tcMar>
+          </w:tcPr>
+          <w:p>
+            <w:pPr>
+              <w:jc w:val="left"/>
+            </w:pPr>
+            <w:r>
+              <w:rPr>
+                <w:b w:val="false"/>
+                <w:bCs w:val="false"/>
+                <w:i w:val="false"/>
+                <w:iCs w:val="false"/>
+                <w:sz w:val="20"/>
+                <w:szCs w:val="20"/>
+              </w:rPr>
+              <w:t xml:space="preserve">Report lead. Domain and problem statement, ML formulation, requirements and measurable goals (Sections 1 and 2), Business View, final report and PDF.</w:t>
+            </w:r>
+          </w:p>
+        </w:tc>
+        <w:tc>
+          <w:tcPr>
+            <w:tcW w:type="dxa" w:w="913"/>
+            <w:tcMar>
+              <w:top w:type="dxa" w:w="80"/>
+              <w:left w:type="dxa" w:w="100"/>
+              <w:bottom w:type="dxa" w:w="80"/>
+              <w:right w:type="dxa" w:w="100"/>
+            </w:tcMar>
+          </w:tcPr>
+          <w:p>
+            <w:pPr>
+              <w:jc w:val="left"/>
+            </w:pPr>
+            <w:r>
+              <w:rPr>
+                <w:b w:val="false"/>
+                <w:bCs w:val="false"/>
+                <w:i w:val="false"/>
+                <w:iCs w:val="false"/>
+                <w:sz w:val="20"/>
+                <w:szCs w:val="20"/>
+              </w:rPr>
+              <w:t xml:space="preserve">25</w:t>
             </w:r>
           </w:p>
         </w:tc>
@@ -415,7 +415,7 @@
       <w:tr>
         <w:tc>
           <w:tcPr>
-            <w:tcW w:type="dxa" w:w="615"/>
+            <w:tcW w:type="dxa" w:w="507"/>
             <w:shd w:fill="F2F2F2" w:val="clear"/>
             <w:tcMar>
               <w:top w:type="dxa" w:w="80"/>
@@ -443,7 +443,7 @@
         </w:tc>
         <w:tc>
           <w:tcPr>
-            <w:tcW w:type="dxa" w:w="1435"/>
+            <w:tcW w:type="dxa" w:w="1217"/>
             <w:shd w:fill="F2F2F2" w:val="clear"/>
             <w:tcMar>
               <w:top w:type="dxa" w:w="80"/>
@@ -465,13 +465,13 @@
                 <w:sz w:val="20"/>
                 <w:szCs w:val="20"/>
               </w:rPr>
-              <w:t xml:space="preserve">&lt;BITS_ID_2&gt;</w:t>
-            </w:r>
-          </w:p>
-        </w:tc>
-        <w:tc>
-          <w:tcPr>
-            <w:tcW w:type="dxa" w:w="2051"/>
+              <w:t xml:space="preserve">2025ae05178</w:t>
+            </w:r>
+          </w:p>
+        </w:tc>
+        <w:tc>
+          <w:tcPr>
+            <w:tcW w:type="dxa" w:w="1826"/>
             <w:shd w:fill="F2F2F2" w:val="clear"/>
             <w:tcMar>
               <w:top w:type="dxa" w:w="80"/>
@@ -493,13 +493,13 @@
                 <w:sz w:val="20"/>
                 <w:szCs w:val="20"/>
               </w:rPr>
-              <w:t xml:space="preserve">&lt;NAME_2&gt;</w:t>
-            </w:r>
-          </w:p>
-        </w:tc>
-        <w:tc>
-          <w:tcPr>
-            <w:tcW w:type="dxa" w:w="4101"/>
+              <w:t xml:space="preserve">Aniketh Paul</w:t>
+            </w:r>
+          </w:p>
+        </w:tc>
+        <w:tc>
+          <w:tcPr>
+            <w:tcW w:type="dxa" w:w="5174"/>
             <w:shd w:fill="F2F2F2" w:val="clear"/>
             <w:tcMar>
               <w:top w:type="dxa" w:w="80"/>
@@ -521,13 +521,13 @@
                 <w:sz w:val="20"/>
                 <w:szCs w:val="20"/>
               </w:rPr>
-              <w:t xml:space="preserve">&lt;TBD&gt;</w:t>
-            </w:r>
-          </w:p>
-        </w:tc>
-        <w:tc>
-          <w:tcPr>
-            <w:tcW w:type="dxa" w:w="1435"/>
+              <w:t xml:space="preserve">GR4ML Analytics Design and Data Preparation views, top three quality requirements (Sections 3.2, 3.3, 4). Data part of the pipeline: EDA, ingest, clean, features, split.</w:t>
+            </w:r>
+          </w:p>
+        </w:tc>
+        <w:tc>
+          <w:tcPr>
+            <w:tcW w:type="dxa" w:w="913"/>
             <w:shd w:fill="F2F2F2" w:val="clear"/>
             <w:tcMar>
               <w:top w:type="dxa" w:w="80"/>
@@ -549,7 +549,7 @@
                 <w:sz w:val="20"/>
                 <w:szCs w:val="20"/>
               </w:rPr>
-              <w:t xml:space="preserve">&lt;TBD&gt;</w:t>
+              <w:t xml:space="preserve">25</w:t>
             </w:r>
           </w:p>
         </w:tc>
@@ -557,7 +557,7 @@
       <w:tr>
         <w:tc>
           <w:tcPr>
-            <w:tcW w:type="dxa" w:w="615"/>
+            <w:tcW w:type="dxa" w:w="507"/>
             <w:tcMar>
               <w:top w:type="dxa" w:w="80"/>
               <w:left w:type="dxa" w:w="100"/>
@@ -584,109 +584,109 @@
         </w:tc>
         <w:tc>
           <w:tcPr>
-            <w:tcW w:type="dxa" w:w="1435"/>
-            <w:tcMar>
-              <w:top w:type="dxa" w:w="80"/>
-              <w:left w:type="dxa" w:w="100"/>
-              <w:bottom w:type="dxa" w:w="80"/>
-              <w:right w:type="dxa" w:w="100"/>
-            </w:tcMar>
-          </w:tcPr>
-          <w:p>
-            <w:pPr>
-              <w:jc w:val="left"/>
-            </w:pPr>
-            <w:r>
-              <w:rPr>
-                <w:b w:val="false"/>
-                <w:bCs w:val="false"/>
-                <w:i w:val="false"/>
-                <w:iCs w:val="false"/>
-                <w:sz w:val="20"/>
-                <w:szCs w:val="20"/>
-              </w:rPr>
-              <w:t xml:space="preserve">&lt;BITS_ID_3&gt;</w:t>
-            </w:r>
-          </w:p>
-        </w:tc>
-        <w:tc>
-          <w:tcPr>
-            <w:tcW w:type="dxa" w:w="2051"/>
-            <w:tcMar>
-              <w:top w:type="dxa" w:w="80"/>
-              <w:left w:type="dxa" w:w="100"/>
-              <w:bottom w:type="dxa" w:w="80"/>
-              <w:right w:type="dxa" w:w="100"/>
-            </w:tcMar>
-          </w:tcPr>
-          <w:p>
-            <w:pPr>
-              <w:jc w:val="left"/>
-            </w:pPr>
-            <w:r>
-              <w:rPr>
-                <w:b w:val="false"/>
-                <w:bCs w:val="false"/>
-                <w:i w:val="false"/>
-                <w:iCs w:val="false"/>
-                <w:sz w:val="20"/>
-                <w:szCs w:val="20"/>
-              </w:rPr>
-              <w:t xml:space="preserve">&lt;NAME_3&gt;</w:t>
-            </w:r>
-          </w:p>
-        </w:tc>
-        <w:tc>
-          <w:tcPr>
-            <w:tcW w:type="dxa" w:w="4101"/>
-            <w:tcMar>
-              <w:top w:type="dxa" w:w="80"/>
-              <w:left w:type="dxa" w:w="100"/>
-              <w:bottom w:type="dxa" w:w="80"/>
-              <w:right w:type="dxa" w:w="100"/>
-            </w:tcMar>
-          </w:tcPr>
-          <w:p>
-            <w:pPr>
-              <w:jc w:val="left"/>
-            </w:pPr>
-            <w:r>
-              <w:rPr>
-                <w:b w:val="false"/>
-                <w:bCs w:val="false"/>
-                <w:i w:val="false"/>
-                <w:iCs w:val="false"/>
-                <w:sz w:val="20"/>
-                <w:szCs w:val="20"/>
-              </w:rPr>
-              <w:t xml:space="preserve">&lt;TBD&gt;</w:t>
-            </w:r>
-          </w:p>
-        </w:tc>
-        <w:tc>
-          <w:tcPr>
-            <w:tcW w:type="dxa" w:w="1435"/>
-            <w:tcMar>
-              <w:top w:type="dxa" w:w="80"/>
-              <w:left w:type="dxa" w:w="100"/>
-              <w:bottom w:type="dxa" w:w="80"/>
-              <w:right w:type="dxa" w:w="100"/>
-            </w:tcMar>
-          </w:tcPr>
-          <w:p>
-            <w:pPr>
-              <w:jc w:val="left"/>
-            </w:pPr>
-            <w:r>
-              <w:rPr>
-                <w:b w:val="false"/>
-                <w:bCs w:val="false"/>
-                <w:i w:val="false"/>
-                <w:iCs w:val="false"/>
-                <w:sz w:val="20"/>
-                <w:szCs w:val="20"/>
-              </w:rPr>
-              <w:t xml:space="preserve">&lt;TBD&gt;</w:t>
+            <w:tcW w:type="dxa" w:w="1217"/>
+            <w:tcMar>
+              <w:top w:type="dxa" w:w="80"/>
+              <w:left w:type="dxa" w:w="100"/>
+              <w:bottom w:type="dxa" w:w="80"/>
+              <w:right w:type="dxa" w:w="100"/>
+            </w:tcMar>
+          </w:tcPr>
+          <w:p>
+            <w:pPr>
+              <w:jc w:val="left"/>
+            </w:pPr>
+            <w:r>
+              <w:rPr>
+                <w:b w:val="false"/>
+                <w:bCs w:val="false"/>
+                <w:i w:val="false"/>
+                <w:iCs w:val="false"/>
+                <w:sz w:val="20"/>
+                <w:szCs w:val="20"/>
+              </w:rPr>
+              <w:t xml:space="preserve">2025ae05898</w:t>
+            </w:r>
+          </w:p>
+        </w:tc>
+        <w:tc>
+          <w:tcPr>
+            <w:tcW w:type="dxa" w:w="1826"/>
+            <w:tcMar>
+              <w:top w:type="dxa" w:w="80"/>
+              <w:left w:type="dxa" w:w="100"/>
+              <w:bottom w:type="dxa" w:w="80"/>
+              <w:right w:type="dxa" w:w="100"/>
+            </w:tcMar>
+          </w:tcPr>
+          <w:p>
+            <w:pPr>
+              <w:jc w:val="left"/>
+            </w:pPr>
+            <w:r>
+              <w:rPr>
+                <w:b w:val="false"/>
+                <w:bCs w:val="false"/>
+                <w:i w:val="false"/>
+                <w:iCs w:val="false"/>
+                <w:sz w:val="20"/>
+                <w:szCs w:val="20"/>
+              </w:rPr>
+              <w:t xml:space="preserve">Pushadapu Sanjay Kumar</w:t>
+            </w:r>
+          </w:p>
+        </w:tc>
+        <w:tc>
+          <w:tcPr>
+            <w:tcW w:type="dxa" w:w="5174"/>
+            <w:tcMar>
+              <w:top w:type="dxa" w:w="80"/>
+              <w:left w:type="dxa" w:w="100"/>
+              <w:bottom w:type="dxa" w:w="80"/>
+              <w:right w:type="dxa" w:w="100"/>
+            </w:tcMar>
+          </w:tcPr>
+          <w:p>
+            <w:pPr>
+              <w:jc w:val="left"/>
+            </w:pPr>
+            <w:r>
+              <w:rPr>
+                <w:b w:val="false"/>
+                <w:bCs w:val="false"/>
+                <w:i w:val="false"/>
+                <w:iCs w:val="false"/>
+                <w:sz w:val="20"/>
+                <w:szCs w:val="20"/>
+              </w:rPr>
+              <w:t xml:space="preserve">Architecture diagram (ML and non-ML components), the two patterns (Sections 5 and 6). FastAPI service, input validation, prediction logging, automated tests.</w:t>
+            </w:r>
+          </w:p>
+        </w:tc>
+        <w:tc>
+          <w:tcPr>
+            <w:tcW w:type="dxa" w:w="913"/>
+            <w:tcMar>
+              <w:top w:type="dxa" w:w="80"/>
+              <w:left w:type="dxa" w:w="100"/>
+              <w:bottom w:type="dxa" w:w="80"/>
+              <w:right w:type="dxa" w:w="100"/>
+            </w:tcMar>
+          </w:tcPr>
+          <w:p>
+            <w:pPr>
+              <w:jc w:val="left"/>
+            </w:pPr>
+            <w:r>
+              <w:rPr>
+                <w:b w:val="false"/>
+                <w:bCs w:val="false"/>
+                <w:i w:val="false"/>
+                <w:iCs w:val="false"/>
+                <w:sz w:val="20"/>
+                <w:szCs w:val="20"/>
+              </w:rPr>
+              <w:t xml:space="preserve">25</w:t>
             </w:r>
           </w:p>
         </w:tc>
@@ -694,7 +694,7 @@
       <w:tr>
         <w:tc>
           <w:tcPr>
-            <w:tcW w:type="dxa" w:w="615"/>
+            <w:tcW w:type="dxa" w:w="507"/>
             <w:shd w:fill="F2F2F2" w:val="clear"/>
             <w:tcMar>
               <w:top w:type="dxa" w:w="80"/>
@@ -722,7 +722,7 @@
         </w:tc>
         <w:tc>
           <w:tcPr>
-            <w:tcW w:type="dxa" w:w="1435"/>
+            <w:tcW w:type="dxa" w:w="1217"/>
             <w:shd w:fill="F2F2F2" w:val="clear"/>
             <w:tcMar>
               <w:top w:type="dxa" w:w="80"/>
@@ -744,13 +744,13 @@
                 <w:sz w:val="20"/>
                 <w:szCs w:val="20"/>
               </w:rPr>
-              <w:t xml:space="preserve">&lt;BITS_ID_4&gt;</w:t>
-            </w:r>
-          </w:p>
-        </w:tc>
-        <w:tc>
-          <w:tcPr>
-            <w:tcW w:type="dxa" w:w="2051"/>
+              <w:t xml:space="preserve">2025af05111</w:t>
+            </w:r>
+          </w:p>
+        </w:tc>
+        <w:tc>
+          <w:tcPr>
+            <w:tcW w:type="dxa" w:w="1826"/>
             <w:shd w:fill="F2F2F2" w:val="clear"/>
             <w:tcMar>
               <w:top w:type="dxa" w:w="80"/>
@@ -772,13 +772,13 @@
                 <w:sz w:val="20"/>
                 <w:szCs w:val="20"/>
               </w:rPr>
-              <w:t xml:space="preserve">&lt;NAME_4&gt;</w:t>
-            </w:r>
-          </w:p>
-        </w:tc>
-        <w:tc>
-          <w:tcPr>
-            <w:tcW w:type="dxa" w:w="4101"/>
+              <w:t xml:space="preserve">Biswajeet Mahato (Group Lead)</w:t>
+            </w:r>
+          </w:p>
+        </w:tc>
+        <w:tc>
+          <w:tcPr>
+            <w:tcW w:type="dxa" w:w="5174"/>
             <w:shd w:fill="F2F2F2" w:val="clear"/>
             <w:tcMar>
               <w:top w:type="dxa" w:w="80"/>
@@ -800,13 +800,13 @@
                 <w:sz w:val="20"/>
                 <w:szCs w:val="20"/>
               </w:rPr>
-              <w:t xml:space="preserve">&lt;TBD&gt;</w:t>
-            </w:r>
-          </w:p>
-        </w:tc>
-        <w:tc>
-          <w:tcPr>
-            <w:tcW w:type="dxa" w:w="1435"/>
+              <w:t xml:space="preserve">Model part of the pipeline: train and evaluate filters, threshold on validation, MLflow tracking and registry. End-to-end run, screenshots, Sections 7.2, 7.3, 8, 9.</w:t>
+            </w:r>
+          </w:p>
+        </w:tc>
+        <w:tc>
+          <w:tcPr>
+            <w:tcW w:type="dxa" w:w="913"/>
             <w:shd w:fill="F2F2F2" w:val="clear"/>
             <w:tcMar>
               <w:top w:type="dxa" w:w="80"/>
@@ -828,7 +828,144 @@
                 <w:sz w:val="20"/>
                 <w:szCs w:val="20"/>
               </w:rPr>
-              <w:t xml:space="preserve">&lt;TBD&gt;</w:t>
+              <w:t xml:space="preserve">25</w:t>
+            </w:r>
+          </w:p>
+        </w:tc>
+      </w:tr>
+      <w:tr>
+        <w:tc>
+          <w:tcPr>
+            <w:tcW w:type="dxa" w:w="507"/>
+            <w:tcMar>
+              <w:top w:type="dxa" w:w="80"/>
+              <w:left w:type="dxa" w:w="100"/>
+              <w:bottom w:type="dxa" w:w="80"/>
+              <w:right w:type="dxa" w:w="100"/>
+            </w:tcMar>
+          </w:tcPr>
+          <w:p>
+            <w:pPr>
+              <w:jc w:val="left"/>
+            </w:pPr>
+            <w:r>
+              <w:rPr>
+                <w:b w:val="false"/>
+                <w:bCs w:val="false"/>
+                <w:i w:val="false"/>
+                <w:iCs w:val="false"/>
+                <w:sz w:val="20"/>
+                <w:szCs w:val="20"/>
+              </w:rPr>
+              <w:t xml:space="preserve"/>
+            </w:r>
+          </w:p>
+        </w:tc>
+        <w:tc>
+          <w:tcPr>
+            <w:tcW w:type="dxa" w:w="1217"/>
+            <w:tcMar>
+              <w:top w:type="dxa" w:w="80"/>
+              <w:left w:type="dxa" w:w="100"/>
+              <w:bottom w:type="dxa" w:w="80"/>
+              <w:right w:type="dxa" w:w="100"/>
+            </w:tcMar>
+          </w:tcPr>
+          <w:p>
+            <w:pPr>
+              <w:jc w:val="left"/>
+            </w:pPr>
+            <w:r>
+              <w:rPr>
+                <w:b w:val="false"/>
+                <w:bCs w:val="false"/>
+                <w:i w:val="false"/>
+                <w:iCs w:val="false"/>
+                <w:sz w:val="20"/>
+                <w:szCs w:val="20"/>
+              </w:rPr>
+              <w:t xml:space="preserve"/>
+            </w:r>
+          </w:p>
+        </w:tc>
+        <w:tc>
+          <w:tcPr>
+            <w:tcW w:type="dxa" w:w="1826"/>
+            <w:tcMar>
+              <w:top w:type="dxa" w:w="80"/>
+              <w:left w:type="dxa" w:w="100"/>
+              <w:bottom w:type="dxa" w:w="80"/>
+              <w:right w:type="dxa" w:w="100"/>
+            </w:tcMar>
+          </w:tcPr>
+          <w:p>
+            <w:pPr>
+              <w:jc w:val="left"/>
+            </w:pPr>
+            <w:r>
+              <w:rPr>
+                <w:b w:val="false"/>
+                <w:bCs w:val="false"/>
+                <w:i w:val="false"/>
+                <w:iCs w:val="false"/>
+                <w:sz w:val="20"/>
+                <w:szCs w:val="20"/>
+              </w:rPr>
+              <w:t xml:space="preserve"/>
+            </w:r>
+          </w:p>
+        </w:tc>
+        <w:tc>
+          <w:tcPr>
+            <w:tcW w:type="dxa" w:w="5174"/>
+            <w:tcMar>
+              <w:top w:type="dxa" w:w="80"/>
+              <w:left w:type="dxa" w:w="100"/>
+              <w:bottom w:type="dxa" w:w="80"/>
+              <w:right w:type="dxa" w:w="100"/>
+            </w:tcMar>
+          </w:tcPr>
+          <w:p>
+            <w:pPr>
+              <w:jc w:val="left"/>
+            </w:pPr>
+            <w:r>
+              <w:rPr>
+                <w:b w:val="false"/>
+                <w:bCs w:val="false"/>
+                <w:i w:val="false"/>
+                <w:iCs w:val="false"/>
+                <w:sz w:val="20"/>
+                <w:szCs w:val="20"/>
+              </w:rPr>
+              <w:t xml:space="preserve">Total</w:t>
+            </w:r>
+          </w:p>
+        </w:tc>
+        <w:tc>
+          <w:tcPr>
+            <w:tcW w:type="dxa" w:w="913"/>
+            <w:tcMar>
+              <w:top w:type="dxa" w:w="80"/>
+              <w:left w:type="dxa" w:w="100"/>
+              <w:bottom w:type="dxa" w:w="80"/>
+              <w:right w:type="dxa" w:w="100"/>
+            </w:tcMar>
+          </w:tcPr>
+          <w:p>
+            <w:pPr>
+              <w:jc w:val="left"/>
+            </w:pPr>
+            <w:r>
+              <w:rPr>
+                <w:b w:val="false"/>
+                <w:bCs w:val="false"/>
+                <w:i w:val="false"/>
+                <w:iCs w:val="false"/>
+                <w:sz w:val="20"/>
+                <w:szCs w:val="20"/>
+              </w:rPr>
+              <w:t xml:space="preserve">100</w:t>
             </w:r>
           </w:p>
         </w:tc>

--- a/13.docx
+++ b/13.docx
@@ -3490,7 +3490,7 @@
           <w:sz w:val="20"/>
           <w:szCs w:val="20"/>
         </w:rPr>
-        <w:t xml:space="preserve">Figure 2. Analytics Design View — the algorithms actually trained and compared (training/train.py), and their influence on softgoals matching Section 4's quality attributes.</w:t>
+        <w:t xml:space="preserve">Figure 2. Analytics Design View — four candidate algorithms and their influence on the softgoals from Section 4. Three were trained and compared in training/train.py (Section 7.3); Isolation Forest was considered and rejected without training.</w:t>
       </w:r>
     </w:p>
     <w:tbl>
@@ -3795,7 +3795,7 @@
                 <w:sz w:val="20"/>
                 <w:szCs w:val="20"/>
               </w:rPr>
-              <w:t xml:space="preserve">LightGBM satisfied (PR-AUC 0.9997, 0.5 ms/row) · Logistic Regression denied (lower accuracy) · Isolation Forest denied (weaker without labels)</w:t>
+              <w:t xml:space="preserve">LightGBM satisfied (tied best on validation accuracy; fastest to score and explain one payment; smallest; quickest to retrain) · Random Forest denied (equally accurate, but 6–12x slower per payment and 6x larger) · Logistic Regression denied (validation PR-AUC 0.924) · Isolation Forest denied (considered, not trained: unsupervised, ignores the labels we have)</w:t>
             </w:r>
           </w:p>
         </w:tc>
@@ -5542,7 +5542,41 @@
         <w:spacing w:after="160" w:line="276"/>
       </w:pPr>
       <w:r>
-        <w:t xml:space="preserve">Three algorithms were trained and logged to MLflow:</w:t>
+        <w:t xml:space="preserve">Three algorithms were trained and logged to MLflow (training/train.py). The selection rule was fixed before looking at the results, and it uses only the validation split. The test split plays no part in the choice; it is kept for the final quality gate (training/register.py).</w:t>
+      </w:r>
+    </w:p>
+    <w:p>
+      <w:pPr>
+        <w:pStyle w:val="ListParagraph"/>
+        <w:numPr>
+          <w:ilvl w:val="0"/>
+          <w:numId w:val="2"/>
+        </w:numPr>
+        <w:spacing w:after="80"/>
+      </w:pPr>
+      <w:r>
+        <w:t xml:space="preserve">Step 1: any model whose validation PR-AUC is within 0.001 of the best counts as tied on accuracy.</w:t>
+      </w:r>
+    </w:p>
+    <w:p>
+      <w:pPr>
+        <w:pStyle w:val="ListParagraph"/>
+        <w:numPr>
+          <w:ilvl w:val="0"/>
+          <w:numId w:val="2"/>
+        </w:numPr>
+        <w:spacing w:after="80"/>
+      </w:pPr>
+      <w:r>
+        <w:t xml:space="preserve">Step 2: among the tied models, pick the one with the lowest p95 time to score one payment, because the service scores one payment per request inside the QA1 latency budget.</w:t>
+      </w:r>
+    </w:p>
+    <w:p>
+      <w:pPr>
+        <w:spacing w:after="160" w:line="276"/>
+      </w:pPr>
+      <w:r>
+        <w:t xml:space="preserve">For each model we also measured SHAP explanation time for one payment, model size and training time (Random Forest is timed single-threaded, which is how it would be served):</w:t>
       </w:r>
     </w:p>
     <w:tbl>
@@ -5558,11 +5592,13 @@
         </w:tblBorders>
       </w:tblPr>
       <w:tblGrid>
-        <w:gridCol w:w="2891"/>
-        <w:gridCol w:w="1687"/>
-        <w:gridCol w:w="1687"/>
-        <w:gridCol w:w="1687"/>
-        <w:gridCol w:w="1687"/>
+        <w:gridCol w:w="2360"/>
+        <w:gridCol w:w="1180"/>
+        <w:gridCol w:w="1377"/>
+        <w:gridCol w:w="1377"/>
+        <w:gridCol w:w="1377"/>
+        <w:gridCol w:w="983"/>
+        <w:gridCol w:w="983"/>
       </w:tblGrid>
       <w:tr>
         <w:trPr>
@@ -5570,7 +5606,7 @@
         </w:trPr>
         <w:tc>
           <w:tcPr>
-            <w:tcW w:type="dxa" w:w="2891"/>
+            <w:tcW w:type="dxa" w:w="2360"/>
             <w:shd w:fill="2F5496" w:val="clear"/>
             <w:tcMar>
               <w:top w:type="dxa" w:w="80"/>
@@ -5599,7 +5635,7 @@
         </w:tc>
         <w:tc>
           <w:tcPr>
-            <w:tcW w:type="dxa" w:w="1687"/>
+            <w:tcW w:type="dxa" w:w="1180"/>
             <w:shd w:fill="2F5496" w:val="clear"/>
             <w:tcMar>
               <w:top w:type="dxa" w:w="80"/>
@@ -5622,13 +5658,13 @@
                 <w:sz w:val="20"/>
                 <w:szCs w:val="20"/>
               </w:rPr>
-              <w:t xml:space="preserve">PR-AUC</w:t>
-            </w:r>
-          </w:p>
-        </w:tc>
-        <w:tc>
-          <w:tcPr>
-            <w:tcW w:type="dxa" w:w="1687"/>
+              <w:t xml:space="preserve">Valid PR-AUC</w:t>
+            </w:r>
+          </w:p>
+        </w:tc>
+        <w:tc>
+          <w:tcPr>
+            <w:tcW w:type="dxa" w:w="1377"/>
             <w:shd w:fill="2F5496" w:val="clear"/>
             <w:tcMar>
               <w:top w:type="dxa" w:w="80"/>
@@ -5651,13 +5687,13 @@
                 <w:sz w:val="20"/>
                 <w:szCs w:val="20"/>
               </w:rPr>
-              <w:t xml:space="preserve">ROC-AUC</w:t>
-            </w:r>
-          </w:p>
-        </w:tc>
-        <w:tc>
-          <w:tcPr>
-            <w:tcW w:type="dxa" w:w="1687"/>
+              <w:t xml:space="preserve">Valid Recall @ 1% FPR</w:t>
+            </w:r>
+          </w:p>
+        </w:tc>
+        <w:tc>
+          <w:tcPr>
+            <w:tcW w:type="dxa" w:w="1377"/>
             <w:shd w:fill="2F5496" w:val="clear"/>
             <w:tcMar>
               <w:top w:type="dxa" w:w="80"/>
@@ -5680,13 +5716,13 @@
                 <w:sz w:val="20"/>
                 <w:szCs w:val="20"/>
               </w:rPr>
-              <w:t xml:space="preserve">Recall @ 1% FPR</w:t>
-            </w:r>
-          </w:p>
-        </w:tc>
-        <w:tc>
-          <w:tcPr>
-            <w:tcW w:type="dxa" w:w="1687"/>
+              <w:t xml:space="preserve">Score 1 payment p95 (ms)</w:t>
+            </w:r>
+          </w:p>
+        </w:tc>
+        <w:tc>
+          <w:tcPr>
+            <w:tcW w:type="dxa" w:w="1377"/>
             <w:shd w:fill="2F5496" w:val="clear"/>
             <w:tcMar>
               <w:top w:type="dxa" w:w="80"/>
@@ -5709,7 +5745,65 @@
                 <w:sz w:val="20"/>
                 <w:szCs w:val="20"/>
               </w:rPr>
-              <w:t xml:space="preserve">Latency (ms/row)</w:t>
+              <w:t xml:space="preserve">SHAP 1 payment p95 (ms)</w:t>
+            </w:r>
+          </w:p>
+        </w:tc>
+        <w:tc>
+          <w:tcPr>
+            <w:tcW w:type="dxa" w:w="983"/>
+            <w:shd w:fill="2F5496" w:val="clear"/>
+            <w:tcMar>
+              <w:top w:type="dxa" w:w="80"/>
+              <w:left w:type="dxa" w:w="100"/>
+              <w:bottom w:type="dxa" w:w="80"/>
+              <w:right w:type="dxa" w:w="100"/>
+            </w:tcMar>
+          </w:tcPr>
+          <w:p>
+            <w:pPr>
+              <w:jc w:val="left"/>
+            </w:pPr>
+            <w:r>
+              <w:rPr>
+                <w:b/>
+                <w:bCs/>
+                <w:i w:val="false"/>
+                <w:iCs w:val="false"/>
+                <w:color w:val="FFFFFF"/>
+                <w:sz w:val="20"/>
+                <w:szCs w:val="20"/>
+              </w:rPr>
+              <w:t xml:space="preserve">Size (MB)</w:t>
+            </w:r>
+          </w:p>
+        </w:tc>
+        <w:tc>
+          <w:tcPr>
+            <w:tcW w:type="dxa" w:w="983"/>
+            <w:shd w:fill="2F5496" w:val="clear"/>
+            <w:tcMar>
+              <w:top w:type="dxa" w:w="80"/>
+              <w:left w:type="dxa" w:w="100"/>
+              <w:bottom w:type="dxa" w:w="80"/>
+              <w:right w:type="dxa" w:w="100"/>
+            </w:tcMar>
+          </w:tcPr>
+          <w:p>
+            <w:pPr>
+              <w:jc w:val="left"/>
+            </w:pPr>
+            <w:r>
+              <w:rPr>
+                <w:b/>
+                <w:bCs/>
+                <w:i w:val="false"/>
+                <w:iCs w:val="false"/>
+                <w:color w:val="FFFFFF"/>
+                <w:sz w:val="20"/>
+                <w:szCs w:val="20"/>
+              </w:rPr>
+              <w:t xml:space="preserve">Train (s)</w:t>
             </w:r>
           </w:p>
         </w:tc>
@@ -5717,88 +5811,61 @@
       <w:tr>
         <w:tc>
           <w:tcPr>
-            <w:tcW w:type="dxa" w:w="2891"/>
-            <w:tcMar>
-              <w:top w:type="dxa" w:w="80"/>
-              <w:left w:type="dxa" w:w="100"/>
-              <w:bottom w:type="dxa" w:w="80"/>
-              <w:right w:type="dxa" w:w="100"/>
-            </w:tcMar>
-          </w:tcPr>
-          <w:p>
-            <w:pPr>
-              <w:jc w:val="left"/>
-            </w:pPr>
-            <w:r>
-              <w:rPr>
-                <w:b w:val="false"/>
-                <w:bCs w:val="false"/>
-                <w:i w:val="false"/>
-                <w:iCs w:val="false"/>
-                <w:sz w:val="20"/>
-                <w:szCs w:val="20"/>
-              </w:rPr>
-              <w:t xml:space="preserve">Random Forest</w:t>
-            </w:r>
-          </w:p>
-        </w:tc>
-        <w:tc>
-          <w:tcPr>
-            <w:tcW w:type="dxa" w:w="1687"/>
-            <w:tcMar>
-              <w:top w:type="dxa" w:w="80"/>
-              <w:left w:type="dxa" w:w="100"/>
-              <w:bottom w:type="dxa" w:w="80"/>
-              <w:right w:type="dxa" w:w="100"/>
-            </w:tcMar>
-          </w:tcPr>
-          <w:p>
-            <w:pPr>
-              <w:jc w:val="left"/>
-            </w:pPr>
-            <w:r>
-              <w:rPr>
-                <w:b w:val="false"/>
-                <w:bCs w:val="false"/>
-                <w:i w:val="false"/>
-                <w:iCs w:val="false"/>
-                <w:sz w:val="20"/>
-                <w:szCs w:val="20"/>
-              </w:rPr>
-              <w:t xml:space="preserve">0.99998</w:t>
-            </w:r>
-          </w:p>
-        </w:tc>
-        <w:tc>
-          <w:tcPr>
-            <w:tcW w:type="dxa" w:w="1687"/>
-            <w:tcMar>
-              <w:top w:type="dxa" w:w="80"/>
-              <w:left w:type="dxa" w:w="100"/>
-              <w:bottom w:type="dxa" w:w="80"/>
-              <w:right w:type="dxa" w:w="100"/>
-            </w:tcMar>
-          </w:tcPr>
-          <w:p>
-            <w:pPr>
-              <w:jc w:val="left"/>
-            </w:pPr>
-            <w:r>
-              <w:rPr>
-                <w:b w:val="false"/>
-                <w:bCs w:val="false"/>
-                <w:i w:val="false"/>
-                <w:iCs w:val="false"/>
-                <w:sz w:val="20"/>
-                <w:szCs w:val="20"/>
-              </w:rPr>
-              <w:t xml:space="preserve">0.99999</w:t>
-            </w:r>
-          </w:p>
-        </w:tc>
-        <w:tc>
-          <w:tcPr>
-            <w:tcW w:type="dxa" w:w="1687"/>
+            <w:tcW w:type="dxa" w:w="2360"/>
+            <w:tcMar>
+              <w:top w:type="dxa" w:w="80"/>
+              <w:left w:type="dxa" w:w="100"/>
+              <w:bottom w:type="dxa" w:w="80"/>
+              <w:right w:type="dxa" w:w="100"/>
+            </w:tcMar>
+          </w:tcPr>
+          <w:p>
+            <w:pPr>
+              <w:jc w:val="left"/>
+            </w:pPr>
+            <w:r>
+              <w:rPr>
+                <w:b w:val="false"/>
+                <w:bCs w:val="false"/>
+                <w:i w:val="false"/>
+                <w:iCs w:val="false"/>
+                <w:sz w:val="20"/>
+                <w:szCs w:val="20"/>
+              </w:rPr>
+              <w:t xml:space="preserve">LightGBM (champion)</w:t>
+            </w:r>
+          </w:p>
+        </w:tc>
+        <w:tc>
+          <w:tcPr>
+            <w:tcW w:type="dxa" w:w="1180"/>
+            <w:tcMar>
+              <w:top w:type="dxa" w:w="80"/>
+              <w:left w:type="dxa" w:w="100"/>
+              <w:bottom w:type="dxa" w:w="80"/>
+              <w:right w:type="dxa" w:w="100"/>
+            </w:tcMar>
+          </w:tcPr>
+          <w:p>
+            <w:pPr>
+              <w:jc w:val="left"/>
+            </w:pPr>
+            <w:r>
+              <w:rPr>
+                <w:b w:val="false"/>
+                <w:bCs w:val="false"/>
+                <w:i w:val="false"/>
+                <w:iCs w:val="false"/>
+                <w:sz w:val="20"/>
+                <w:szCs w:val="20"/>
+              </w:rPr>
+              <w:t xml:space="preserve">1.00000</w:t>
+            </w:r>
+          </w:p>
+        </w:tc>
+        <w:tc>
+          <w:tcPr>
+            <w:tcW w:type="dxa" w:w="1377"/>
             <w:tcMar>
               <w:top w:type="dxa" w:w="80"/>
               <w:left w:type="dxa" w:w="100"/>
@@ -5825,28 +5892,109 @@
         </w:tc>
         <w:tc>
           <w:tcPr>
-            <w:tcW w:type="dxa" w:w="1687"/>
-            <w:tcMar>
-              <w:top w:type="dxa" w:w="80"/>
-              <w:left w:type="dxa" w:w="100"/>
-              <w:bottom w:type="dxa" w:w="80"/>
-              <w:right w:type="dxa" w:w="100"/>
-            </w:tcMar>
-          </w:tcPr>
-          <w:p>
-            <w:pPr>
-              <w:jc w:val="left"/>
-            </w:pPr>
-            <w:r>
-              <w:rPr>
-                <w:b w:val="false"/>
-                <w:bCs w:val="false"/>
-                <w:i w:val="false"/>
-                <w:iCs w:val="false"/>
-                <w:sz w:val="20"/>
-                <w:szCs w:val="20"/>
-              </w:rPr>
-              <w:t xml:space="preserve">0.0013</w:t>
+            <w:tcW w:type="dxa" w:w="1377"/>
+            <w:tcMar>
+              <w:top w:type="dxa" w:w="80"/>
+              <w:left w:type="dxa" w:w="100"/>
+              <w:bottom w:type="dxa" w:w="80"/>
+              <w:right w:type="dxa" w:w="100"/>
+            </w:tcMar>
+          </w:tcPr>
+          <w:p>
+            <w:pPr>
+              <w:jc w:val="left"/>
+            </w:pPr>
+            <w:r>
+              <w:rPr>
+                <w:b w:val="false"/>
+                <w:bCs w:val="false"/>
+                <w:i w:val="false"/>
+                <w:iCs w:val="false"/>
+                <w:sz w:val="20"/>
+                <w:szCs w:val="20"/>
+              </w:rPr>
+              <w:t xml:space="preserve">0.28</w:t>
+            </w:r>
+          </w:p>
+        </w:tc>
+        <w:tc>
+          <w:tcPr>
+            <w:tcW w:type="dxa" w:w="1377"/>
+            <w:tcMar>
+              <w:top w:type="dxa" w:w="80"/>
+              <w:left w:type="dxa" w:w="100"/>
+              <w:bottom w:type="dxa" w:w="80"/>
+              <w:right w:type="dxa" w:w="100"/>
+            </w:tcMar>
+          </w:tcPr>
+          <w:p>
+            <w:pPr>
+              <w:jc w:val="left"/>
+            </w:pPr>
+            <w:r>
+              <w:rPr>
+                <w:b w:val="false"/>
+                <w:bCs w:val="false"/>
+                <w:i w:val="false"/>
+                <w:iCs w:val="false"/>
+                <w:sz w:val="20"/>
+                <w:szCs w:val="20"/>
+              </w:rPr>
+              <w:t xml:space="preserve">0.29</w:t>
+            </w:r>
+          </w:p>
+        </w:tc>
+        <w:tc>
+          <w:tcPr>
+            <w:tcW w:type="dxa" w:w="983"/>
+            <w:tcMar>
+              <w:top w:type="dxa" w:w="80"/>
+              <w:left w:type="dxa" w:w="100"/>
+              <w:bottom w:type="dxa" w:w="80"/>
+              <w:right w:type="dxa" w:w="100"/>
+            </w:tcMar>
+          </w:tcPr>
+          <w:p>
+            <w:pPr>
+              <w:jc w:val="left"/>
+            </w:pPr>
+            <w:r>
+              <w:rPr>
+                <w:b w:val="false"/>
+                <w:bCs w:val="false"/>
+                <w:i w:val="false"/>
+                <w:iCs w:val="false"/>
+                <w:sz w:val="20"/>
+                <w:szCs w:val="20"/>
+              </w:rPr>
+              <w:t xml:space="preserve">0.7</w:t>
+            </w:r>
+          </w:p>
+        </w:tc>
+        <w:tc>
+          <w:tcPr>
+            <w:tcW w:type="dxa" w:w="983"/>
+            <w:tcMar>
+              <w:top w:type="dxa" w:w="80"/>
+              <w:left w:type="dxa" w:w="100"/>
+              <w:bottom w:type="dxa" w:w="80"/>
+              <w:right w:type="dxa" w:w="100"/>
+            </w:tcMar>
+          </w:tcPr>
+          <w:p>
+            <w:pPr>
+              <w:jc w:val="left"/>
+            </w:pPr>
+            <w:r>
+              <w:rPr>
+                <w:b w:val="false"/>
+                <w:bCs w:val="false"/>
+                <w:i w:val="false"/>
+                <w:iCs w:val="false"/>
+                <w:sz w:val="20"/>
+                <w:szCs w:val="20"/>
+              </w:rPr>
+              <w:t xml:space="preserve">2.0</w:t>
             </w:r>
           </w:p>
         </w:tc>
@@ -5854,7 +6002,7 @@
       <w:tr>
         <w:tc>
           <w:tcPr>
-            <w:tcW w:type="dxa" w:w="2891"/>
+            <w:tcW w:type="dxa" w:w="2360"/>
             <w:shd w:fill="F2F2F2" w:val="clear"/>
             <w:tcMar>
               <w:top w:type="dxa" w:w="80"/>
@@ -5876,13 +6024,13 @@
                 <w:sz w:val="20"/>
                 <w:szCs w:val="20"/>
               </w:rPr>
-              <w:t xml:space="preserve">LightGBM (champion)</w:t>
-            </w:r>
-          </w:p>
-        </w:tc>
-        <w:tc>
-          <w:tcPr>
-            <w:tcW w:type="dxa" w:w="1687"/>
+              <w:t xml:space="preserve">Random Forest</w:t>
+            </w:r>
+          </w:p>
+        </w:tc>
+        <w:tc>
+          <w:tcPr>
+            <w:tcW w:type="dxa" w:w="1180"/>
             <w:shd w:fill="F2F2F2" w:val="clear"/>
             <w:tcMar>
               <w:top w:type="dxa" w:w="80"/>
@@ -5904,13 +6052,13 @@
                 <w:sz w:val="20"/>
                 <w:szCs w:val="20"/>
               </w:rPr>
-              <w:t xml:space="preserve">0.99974</w:t>
-            </w:r>
-          </w:p>
-        </w:tc>
-        <w:tc>
-          <w:tcPr>
-            <w:tcW w:type="dxa" w:w="1687"/>
+              <w:t xml:space="preserve">0.99999</w:t>
+            </w:r>
+          </w:p>
+        </w:tc>
+        <w:tc>
+          <w:tcPr>
+            <w:tcW w:type="dxa" w:w="1377"/>
             <w:shd w:fill="F2F2F2" w:val="clear"/>
             <w:tcMar>
               <w:top w:type="dxa" w:w="80"/>
@@ -5932,13 +6080,13 @@
                 <w:sz w:val="20"/>
                 <w:szCs w:val="20"/>
               </w:rPr>
-              <w:t xml:space="preserve">0.99998</w:t>
-            </w:r>
-          </w:p>
-        </w:tc>
-        <w:tc>
-          <w:tcPr>
-            <w:tcW w:type="dxa" w:w="1687"/>
+              <w:t xml:space="preserve">1.0000</w:t>
+            </w:r>
+          </w:p>
+        </w:tc>
+        <w:tc>
+          <w:tcPr>
+            <w:tcW w:type="dxa" w:w="1377"/>
             <w:shd w:fill="F2F2F2" w:val="clear"/>
             <w:tcMar>
               <w:top w:type="dxa" w:w="80"/>
@@ -5960,13 +6108,13 @@
                 <w:sz w:val="20"/>
                 <w:szCs w:val="20"/>
               </w:rPr>
-              <w:t xml:space="preserve">0.9994</w:t>
-            </w:r>
-          </w:p>
-        </w:tc>
-        <w:tc>
-          <w:tcPr>
-            <w:tcW w:type="dxa" w:w="1687"/>
+              <w:t xml:space="preserve">3.49</w:t>
+            </w:r>
+          </w:p>
+        </w:tc>
+        <w:tc>
+          <w:tcPr>
+            <w:tcW w:type="dxa" w:w="1377"/>
             <w:shd w:fill="F2F2F2" w:val="clear"/>
             <w:tcMar>
               <w:top w:type="dxa" w:w="80"/>
@@ -5988,7 +6136,63 @@
                 <w:sz w:val="20"/>
                 <w:szCs w:val="20"/>
               </w:rPr>
-              <w:t xml:space="preserve">0.0005</w:t>
+              <w:t xml:space="preserve">1.95</w:t>
+            </w:r>
+          </w:p>
+        </w:tc>
+        <w:tc>
+          <w:tcPr>
+            <w:tcW w:type="dxa" w:w="983"/>
+            <w:shd w:fill="F2F2F2" w:val="clear"/>
+            <w:tcMar>
+              <w:top w:type="dxa" w:w="80"/>
+              <w:left w:type="dxa" w:w="100"/>
+              <w:bottom w:type="dxa" w:w="80"/>
+              <w:right w:type="dxa" w:w="100"/>
+            </w:tcMar>
+          </w:tcPr>
+          <w:p>
+            <w:pPr>
+              <w:jc w:val="left"/>
+            </w:pPr>
+            <w:r>
+              <w:rPr>
+                <w:b w:val="false"/>
+                <w:bCs w:val="false"/>
+                <w:i w:val="false"/>
+                <w:iCs w:val="false"/>
+                <w:sz w:val="20"/>
+                <w:szCs w:val="20"/>
+              </w:rPr>
+              <w:t xml:space="preserve">4.2</w:t>
+            </w:r>
+          </w:p>
+        </w:tc>
+        <w:tc>
+          <w:tcPr>
+            <w:tcW w:type="dxa" w:w="983"/>
+            <w:shd w:fill="F2F2F2" w:val="clear"/>
+            <w:tcMar>
+              <w:top w:type="dxa" w:w="80"/>
+              <w:left w:type="dxa" w:w="100"/>
+              <w:bottom w:type="dxa" w:w="80"/>
+              <w:right w:type="dxa" w:w="100"/>
+            </w:tcMar>
+          </w:tcPr>
+          <w:p>
+            <w:pPr>
+              <w:jc w:val="left"/>
+            </w:pPr>
+            <w:r>
+              <w:rPr>
+                <w:b w:val="false"/>
+                <w:bCs w:val="false"/>
+                <w:i w:val="false"/>
+                <w:iCs w:val="false"/>
+                <w:sz w:val="20"/>
+                <w:szCs w:val="20"/>
+              </w:rPr>
+              <w:t xml:space="preserve">9.6</w:t>
             </w:r>
           </w:p>
         </w:tc>
@@ -5996,7 +6200,7 @@
       <w:tr>
         <w:tc>
           <w:tcPr>
-            <w:tcW w:type="dxa" w:w="2891"/>
+            <w:tcW w:type="dxa" w:w="2360"/>
             <w:tcMar>
               <w:top w:type="dxa" w:w="80"/>
               <w:left w:type="dxa" w:w="100"/>
@@ -6023,109 +6227,163 @@
         </w:tc>
         <w:tc>
           <w:tcPr>
-            <w:tcW w:type="dxa" w:w="1687"/>
-            <w:tcMar>
-              <w:top w:type="dxa" w:w="80"/>
-              <w:left w:type="dxa" w:w="100"/>
-              <w:bottom w:type="dxa" w:w="80"/>
-              <w:right w:type="dxa" w:w="100"/>
-            </w:tcMar>
-          </w:tcPr>
-          <w:p>
-            <w:pPr>
-              <w:jc w:val="left"/>
-            </w:pPr>
-            <w:r>
-              <w:rPr>
-                <w:b w:val="false"/>
-                <w:bCs w:val="false"/>
-                <w:i w:val="false"/>
-                <w:iCs w:val="false"/>
-                <w:sz w:val="20"/>
-                <w:szCs w:val="20"/>
-              </w:rPr>
-              <w:t xml:space="preserve">0.95887</w:t>
-            </w:r>
-          </w:p>
-        </w:tc>
-        <w:tc>
-          <w:tcPr>
-            <w:tcW w:type="dxa" w:w="1687"/>
-            <w:tcMar>
-              <w:top w:type="dxa" w:w="80"/>
-              <w:left w:type="dxa" w:w="100"/>
-              <w:bottom w:type="dxa" w:w="80"/>
-              <w:right w:type="dxa" w:w="100"/>
-            </w:tcMar>
-          </w:tcPr>
-          <w:p>
-            <w:pPr>
-              <w:jc w:val="left"/>
-            </w:pPr>
-            <w:r>
-              <w:rPr>
-                <w:b w:val="false"/>
-                <w:bCs w:val="false"/>
-                <w:i w:val="false"/>
-                <w:iCs w:val="false"/>
-                <w:sz w:val="20"/>
-                <w:szCs w:val="20"/>
-              </w:rPr>
-              <w:t xml:space="preserve">0.99798</w:t>
-            </w:r>
-          </w:p>
-        </w:tc>
-        <w:tc>
-          <w:tcPr>
-            <w:tcW w:type="dxa" w:w="1687"/>
-            <w:tcMar>
-              <w:top w:type="dxa" w:w="80"/>
-              <w:left w:type="dxa" w:w="100"/>
-              <w:bottom w:type="dxa" w:w="80"/>
-              <w:right w:type="dxa" w:w="100"/>
-            </w:tcMar>
-          </w:tcPr>
-          <w:p>
-            <w:pPr>
-              <w:jc w:val="left"/>
-            </w:pPr>
-            <w:r>
-              <w:rPr>
-                <w:b w:val="false"/>
-                <w:bCs w:val="false"/>
-                <w:i w:val="false"/>
-                <w:iCs w:val="false"/>
-                <w:sz w:val="20"/>
-                <w:szCs w:val="20"/>
-              </w:rPr>
-              <w:t xml:space="preserve">0.9300</w:t>
-            </w:r>
-          </w:p>
-        </w:tc>
-        <w:tc>
-          <w:tcPr>
-            <w:tcW w:type="dxa" w:w="1687"/>
-            <w:tcMar>
-              <w:top w:type="dxa" w:w="80"/>
-              <w:left w:type="dxa" w:w="100"/>
-              <w:bottom w:type="dxa" w:w="80"/>
-              <w:right w:type="dxa" w:w="100"/>
-            </w:tcMar>
-          </w:tcPr>
-          <w:p>
-            <w:pPr>
-              <w:jc w:val="left"/>
-            </w:pPr>
-            <w:r>
-              <w:rPr>
-                <w:b w:val="false"/>
-                <w:bCs w:val="false"/>
-                <w:i w:val="false"/>
-                <w:iCs w:val="false"/>
-                <w:sz w:val="20"/>
-                <w:szCs w:val="20"/>
-              </w:rPr>
-              <w:t xml:space="preserve">0.00004</w:t>
+            <w:tcW w:type="dxa" w:w="1180"/>
+            <w:tcMar>
+              <w:top w:type="dxa" w:w="80"/>
+              <w:left w:type="dxa" w:w="100"/>
+              <w:bottom w:type="dxa" w:w="80"/>
+              <w:right w:type="dxa" w:w="100"/>
+            </w:tcMar>
+          </w:tcPr>
+          <w:p>
+            <w:pPr>
+              <w:jc w:val="left"/>
+            </w:pPr>
+            <w:r>
+              <w:rPr>
+                <w:b w:val="false"/>
+                <w:bCs w:val="false"/>
+                <w:i w:val="false"/>
+                <w:iCs w:val="false"/>
+                <w:sz w:val="20"/>
+                <w:szCs w:val="20"/>
+              </w:rPr>
+              <w:t xml:space="preserve">0.92406</w:t>
+            </w:r>
+          </w:p>
+        </w:tc>
+        <w:tc>
+          <w:tcPr>
+            <w:tcW w:type="dxa" w:w="1377"/>
+            <w:tcMar>
+              <w:top w:type="dxa" w:w="80"/>
+              <w:left w:type="dxa" w:w="100"/>
+              <w:bottom w:type="dxa" w:w="80"/>
+              <w:right w:type="dxa" w:w="100"/>
+            </w:tcMar>
+          </w:tcPr>
+          <w:p>
+            <w:pPr>
+              <w:jc w:val="left"/>
+            </w:pPr>
+            <w:r>
+              <w:rPr>
+                <w:b w:val="false"/>
+                <w:bCs w:val="false"/>
+                <w:i w:val="false"/>
+                <w:iCs w:val="false"/>
+                <w:sz w:val="20"/>
+                <w:szCs w:val="20"/>
+              </w:rPr>
+              <w:t xml:space="preserve">0.9363</w:t>
+            </w:r>
+          </w:p>
+        </w:tc>
+        <w:tc>
+          <w:tcPr>
+            <w:tcW w:type="dxa" w:w="1377"/>
+            <w:tcMar>
+              <w:top w:type="dxa" w:w="80"/>
+              <w:left w:type="dxa" w:w="100"/>
+              <w:bottom w:type="dxa" w:w="80"/>
+              <w:right w:type="dxa" w:w="100"/>
+            </w:tcMar>
+          </w:tcPr>
+          <w:p>
+            <w:pPr>
+              <w:jc w:val="left"/>
+            </w:pPr>
+            <w:r>
+              <w:rPr>
+                <w:b w:val="false"/>
+                <w:bCs w:val="false"/>
+                <w:i w:val="false"/>
+                <w:iCs w:val="false"/>
+                <w:sz w:val="20"/>
+                <w:szCs w:val="20"/>
+              </w:rPr>
+              <w:t xml:space="preserve">0.66</w:t>
+            </w:r>
+          </w:p>
+        </w:tc>
+        <w:tc>
+          <w:tcPr>
+            <w:tcW w:type="dxa" w:w="1377"/>
+            <w:tcMar>
+              <w:top w:type="dxa" w:w="80"/>
+              <w:left w:type="dxa" w:w="100"/>
+              <w:bottom w:type="dxa" w:w="80"/>
+              <w:right w:type="dxa" w:w="100"/>
+            </w:tcMar>
+          </w:tcPr>
+          <w:p>
+            <w:pPr>
+              <w:jc w:val="left"/>
+            </w:pPr>
+            <w:r>
+              <w:rPr>
+                <w:b w:val="false"/>
+                <w:bCs w:val="false"/>
+                <w:i w:val="false"/>
+                <w:iCs w:val="false"/>
+                <w:sz w:val="20"/>
+                <w:szCs w:val="20"/>
+              </w:rPr>
+              <w:t xml:space="preserve">n/a</w:t>
+            </w:r>
+          </w:p>
+        </w:tc>
+        <w:tc>
+          <w:tcPr>
+            <w:tcW w:type="dxa" w:w="983"/>
+            <w:tcMar>
+              <w:top w:type="dxa" w:w="80"/>
+              <w:left w:type="dxa" w:w="100"/>
+              <w:bottom w:type="dxa" w:w="80"/>
+              <w:right w:type="dxa" w:w="100"/>
+            </w:tcMar>
+          </w:tcPr>
+          <w:p>
+            <w:pPr>
+              <w:jc w:val="left"/>
+            </w:pPr>
+            <w:r>
+              <w:rPr>
+                <w:b w:val="false"/>
+                <w:bCs w:val="false"/>
+                <w:i w:val="false"/>
+                <w:iCs w:val="false"/>
+                <w:sz w:val="20"/>
+                <w:szCs w:val="20"/>
+              </w:rPr>
+              <w:t xml:space="preserve">0.0</w:t>
+            </w:r>
+          </w:p>
+        </w:tc>
+        <w:tc>
+          <w:tcPr>
+            <w:tcW w:type="dxa" w:w="983"/>
+            <w:tcMar>
+              <w:top w:type="dxa" w:w="80"/>
+              <w:left w:type="dxa" w:w="100"/>
+              <w:bottom w:type="dxa" w:w="80"/>
+              <w:right w:type="dxa" w:w="100"/>
+            </w:tcMar>
+          </w:tcPr>
+          <w:p>
+            <w:pPr>
+              <w:jc w:val="left"/>
+            </w:pPr>
+            <w:r>
+              <w:rPr>
+                <w:b w:val="false"/>
+                <w:bCs w:val="false"/>
+                <w:i w:val="false"/>
+                <w:iCs w:val="false"/>
+                <w:sz w:val="20"/>
+                <w:szCs w:val="20"/>
+              </w:rPr>
+              <w:t xml:space="preserve">0.9</w:t>
             </w:r>
           </w:p>
         </w:tc>
@@ -6136,7 +6394,27 @@
         <w:spacing w:after="160" w:line="276"/>
       </w:pPr>
       <w:r>
-        <w:t xml:space="preserve">LightGBM is the champion: within 0.0003 PR-AUC of Random Forest but roughly 2–3x faster per row, which matters once the QA1 latency budget (p95 ≤ 150 ms end-to-end) has to also cover SHAP explanation and the network hop to the gateway.</w:t>
+        <w:rPr>
+          <w:b/>
+          <w:bCs/>
+        </w:rPr>
+        <w:t xml:space="preserve">Why LightGBM wins. </w:t>
+      </w:r>
+      <w:r>
+        <w:t xml:space="preserve">Random Forest and LightGBM are tied on validation accuracy (both PR-AUC about 1.000 and recall 1.0 at 1% FPR), so accuracy cannot separate them; Logistic Regression is clearly behind (PR-AUC 0.924) and is out at step 1. Between the two tied models, LightGBM scores one payment 6–12x faster across our runs (about 0.3 ms vs 1.7–3.5 ms p95), explains it with SHAP about 7x faster, is about 6x smaller and retrains 5–7x faster. Those are the costs our quality requirements depend on: the latency budget (QA1), cheap per-decision explanations (QA3), and cheap retraining when the data drifts (the “adaptability to drift” softgoal).</w:t>
+      </w:r>
+    </w:p>
+    <w:p>
+      <w:pPr>
+        <w:spacing w:after="160" w:line="276"/>
+      </w:pPr>
+      <w:r>
+        <w:rPr>
+          <w:i/>
+          <w:iCs/>
+          <w:color w:val="666666"/>
+        </w:rPr>
+        <w:t xml:space="preserve">Two points for transparency. First, on the test split Random Forest is marginally ahead (PR-AUC 0.99998 vs 0.99974); we deliberately did not use that to choose, because choosing on test data leaks it into the decision and leaves no unbiased final check. LightGBM then passed the quality gate on that test split (PR-AUC 0.9997, Recall at 1% FPR 0.9994). Second, latency figures vary between runs and machines, which is why we report a range; the ordering (LightGBM fastest) held in every run.</w:t>
       </w:r>
     </w:p>
     <w:p>
@@ -6659,7 +6937,7 @@
           <w:sz w:val="20"/>
           <w:szCs w:val="20"/>
         </w:rPr>
-        <w:t xml:space="preserve">Figure 6. MLflow comparing the 3 trained models. LightGBM and Random Forest are close on PR-AUC; LightGBM is chosen for its much faster per-row inference.</w:t>
+        <w:t xml:space="preserve">Figure 6. MLflow comparing the three trained models' runs side by side. LightGBM and Random Forest are effectively tied on accuracy; Section 7.3 explains how LightGBM was chosen between them.</w:t>
       </w:r>
     </w:p>
     <w:p>

--- a/13.docx
+++ b/13.docx
@@ -6887,7 +6887,7 @@
       <w:r>
         <w:drawing>
           <wp:inline distT="0" distB="0" distL="0" distR="0">
-            <wp:extent cx="6124575" cy="3552825"/>
+            <wp:extent cx="6124575" cy="3676650"/>
             <wp:effectExtent t="0" r="0" b="0" l="0"/>
             <wp:docPr id="6" name="" descr="" title=""/>
             <wp:cNvGraphicFramePr>
@@ -6912,7 +6912,7 @@
                   <pic:spPr bwMode="auto">
                     <a:xfrm>
                       <a:off x="0" y="0"/>
-                      <a:ext cx="6124575" cy="3552825"/>
+                      <a:ext cx="6124575" cy="3676650"/>
                     </a:xfrm>
                     <a:prstGeom prst="rect">
                       <a:avLst/>
@@ -6937,7 +6937,7 @@
           <w:sz w:val="20"/>
           <w:szCs w:val="20"/>
         </w:rPr>
-        <w:t xml:space="preserve">Figure 6. MLflow comparing the three trained models' runs side by side. LightGBM and Random Forest are effectively tied on accuracy; Section 7.3 explains how LightGBM was chosen between them.</w:t>
+        <w:t xml:space="preserve">Figure 6. MLflow comparing the three runs on the two numbers the selection rule uses: validation PR-AUC (left axis) and p95 time to score one payment (right axis). LightGBM and Random Forest both reach about 1.000 PR-AUC, but LightGBM's line ends at the bottom (0.28 ms) and Random Forest's at the top (3.49 ms); Logistic Regression starts lower at 0.924. See Section 7.3.</w:t>
       </w:r>
     </w:p>
     <w:p>
@@ -6948,7 +6948,7 @@
       <w:r>
         <w:drawing>
           <wp:inline distT="0" distB="0" distL="0" distR="0">
-            <wp:extent cx="6124575" cy="3200400"/>
+            <wp:extent cx="6124575" cy="2533650"/>
             <wp:effectExtent t="0" r="0" b="0" l="0"/>
             <wp:docPr id="7" name="" descr="" title=""/>
             <wp:cNvGraphicFramePr>
@@ -6973,7 +6973,7 @@
                   <pic:spPr bwMode="auto">
                     <a:xfrm>
                       <a:off x="0" y="0"/>
-                      <a:ext cx="6124575" cy="3200400"/>
+                      <a:ext cx="6124575" cy="2533650"/>
                     </a:xfrm>
                     <a:prstGeom prst="rect">
                       <a:avLst/>
@@ -6998,7 +6998,7 @@
           <w:sz w:val="20"/>
           <w:szCs w:val="20"/>
         </w:rPr>
-        <w:t xml:space="preserve">Figure 7. The registered model fraud-triage-model, version 1, aliased champion — scoring-service always loads whichever version currently holds this alias.</w:t>
+        <w:t xml:space="preserve">Figure 7. The registered model fraud-triage-model, version 3, holding the champion alias. Its tags record the selection rule, the cost-based thresholds and the test PR-AUC (0.9997) that passed the quality gate; scoring-service always loads whichever version holds this alias.</w:t>
       </w:r>
     </w:p>
     <w:p>

--- a/13.docx
+++ b/13.docx
@@ -772,7 +772,7 @@
                 <w:sz w:val="20"/>
                 <w:szCs w:val="20"/>
               </w:rPr>
-              <w:t xml:space="preserve">Biswajeet Mahato (Group Lead)</w:t>
+              <w:t xml:space="preserve">Biswajeet Mahato</w:t>
             </w:r>
           </w:p>
         </w:tc>
